--- a/reports/report_2026-07-02.docx
+++ b/reports/report_2026-07-02.docx
@@ -95,7 +95,7 @@
                 <w:sz w:val="26"/>
                 <w:szCs w:val="26"/>
               </w:rPr>
-              <w:t xml:space="preserve">00:30:03 – 00:31:47 น. (เก็บข้อมูล 3 รอบ)</w:t>
+              <w:t xml:space="preserve">08:28:53 – 08:28:53 น. (เก็บข้อมูล  รอบ)</w:t>
             </w:r>
           </w:p>
         </w:tc>
@@ -132,7 +132,7 @@
                 <w:sz w:val="26"/>
                 <w:szCs w:val="26"/>
               </w:rPr>
-              <w:t xml:space="preserve">92.2%  (ต่ำสุด 86.3% เวลา 00:31:01 น. / สูงสุด 96.1%)</w:t>
+              <w:t xml:space="preserve">0%  (ต่ำสุด 0% เวลา 08:28:53 น. / สูงสุด 0%)</w:t>
             </w:r>
           </w:p>
         </w:tc>
@@ -206,7 +206,7 @@
                 <w:sz w:val="26"/>
                 <w:szCs w:val="26"/>
               </w:rPr>
-              <w:t xml:space="preserve">2 ครั้ง</w:t>
+              <w:t xml:space="preserve">6 ครั้ง</w:t>
             </w:r>
           </w:p>
         </w:tc>
@@ -245,7 +245,7 @@
                 <w:sz w:val="26"/>
                 <w:szCs w:val="26"/>
               </w:rPr>
-              <w:t xml:space="preserve">พบปัญหา — มีเหตุขัดข้อง 2 ครั้ง ควรตรวจสอบ</w:t>
+              <w:t xml:space="preserve">พบปัญหา — มีเหตุขัดข้อง 6 ครั้ง ควรตรวจสอบ</w:t>
             </w:r>
           </w:p>
         </w:tc>
@@ -278,7 +278,7 @@
           <w:sz w:val="32"/>
           <w:szCs w:val="32"/>
         </w:rPr>
-        <w:t xml:space="preserve">๒. สถานะอุปกรณ์รายเครื่อง (ณ รอบล่าสุด 00:31:47 น.)</w:t>
+        <w:t xml:space="preserve">๒. สถานะอุปกรณ์รายเครื่อง (ณ รอบล่าสุด 08:28:53 น.)</w:t>
       </w:r>
     </w:p>
     <w:tbl>
@@ -454,41 +454,41 @@
                 <w:sz w:val="26"/>
                 <w:szCs w:val="26"/>
               </w:rPr>
-              <w:t xml:space="preserve">5/7</w:t>
-            </w:r>
-          </w:p>
-        </w:tc>
-        <w:tc>
-          <w:tcPr/>
-          <w:p>
-            <w:pPr>
-              <w:jc w:val="center"/>
-            </w:pPr>
-            <w:r>
-              <w:rPr>
-                <w:rFonts w:ascii="TH Sarabun New" w:hAnsi="TH Sarabun New" w:cs="TH Sarabun New"/>
-                <w:color w:val="000000"/>
-                <w:sz w:val="26"/>
-                <w:szCs w:val="26"/>
-              </w:rPr>
-              <w:t xml:space="preserve">3.3</w:t>
-            </w:r>
-          </w:p>
-        </w:tc>
-        <w:tc>
-          <w:tcPr/>
-          <w:p>
-            <w:pPr>
-              <w:jc w:val="center"/>
-            </w:pPr>
-            <w:r>
-              <w:rPr>
-                <w:rFonts w:ascii="TH Sarabun New" w:hAnsi="TH Sarabun New" w:cs="TH Sarabun New"/>
-                <w:color w:val="000000"/>
-                <w:sz w:val="26"/>
-                <w:szCs w:val="26"/>
-              </w:rPr>
-              <w:t xml:space="preserve">กล้องไม่ครบ</w:t>
+              <w:t xml:space="preserve">0/7</w:t>
+            </w:r>
+          </w:p>
+        </w:tc>
+        <w:tc>
+          <w:tcPr/>
+          <w:p>
+            <w:pPr>
+              <w:jc w:val="center"/>
+            </w:pPr>
+            <w:r>
+              <w:rPr>
+                <w:rFonts w:ascii="TH Sarabun New" w:hAnsi="TH Sarabun New" w:cs="TH Sarabun New"/>
+                <w:color w:val="000000"/>
+                <w:sz w:val="26"/>
+                <w:szCs w:val="26"/>
+              </w:rPr>
+              <w:t xml:space="preserve">0</w:t>
+            </w:r>
+          </w:p>
+        </w:tc>
+        <w:tc>
+          <w:tcPr/>
+          <w:p>
+            <w:pPr>
+              <w:jc w:val="center"/>
+            </w:pPr>
+            <w:r>
+              <w:rPr>
+                <w:rFonts w:ascii="TH Sarabun New" w:hAnsi="TH Sarabun New" w:cs="TH Sarabun New"/>
+                <w:color w:val="000000"/>
+                <w:sz w:val="26"/>
+                <w:szCs w:val="26"/>
+              </w:rPr>
+              <w:t xml:space="preserve">ออฟไลน์</w:t>
             </w:r>
           </w:p>
         </w:tc>
@@ -537,41 +537,41 @@
                 <w:sz w:val="26"/>
                 <w:szCs w:val="26"/>
               </w:rPr>
-              <w:t xml:space="preserve">8/8</w:t>
-            </w:r>
-          </w:p>
-        </w:tc>
-        <w:tc>
-          <w:tcPr/>
-          <w:p>
-            <w:pPr>
-              <w:jc w:val="center"/>
-            </w:pPr>
-            <w:r>
-              <w:rPr>
-                <w:rFonts w:ascii="TH Sarabun New" w:hAnsi="TH Sarabun New" w:cs="TH Sarabun New"/>
-                <w:color w:val="000000"/>
-                <w:sz w:val="26"/>
-                <w:szCs w:val="26"/>
-              </w:rPr>
-              <w:t xml:space="preserve">8</w:t>
-            </w:r>
-          </w:p>
-        </w:tc>
-        <w:tc>
-          <w:tcPr/>
-          <w:p>
-            <w:pPr>
-              <w:jc w:val="center"/>
-            </w:pPr>
-            <w:r>
-              <w:rPr>
-                <w:rFonts w:ascii="TH Sarabun New" w:hAnsi="TH Sarabun New" w:cs="TH Sarabun New"/>
-                <w:color w:val="000000"/>
-                <w:sz w:val="26"/>
-                <w:szCs w:val="26"/>
-              </w:rPr>
-              <w:t xml:space="preserve">ปกติ</w:t>
+              <w:t xml:space="preserve">0/8</w:t>
+            </w:r>
+          </w:p>
+        </w:tc>
+        <w:tc>
+          <w:tcPr/>
+          <w:p>
+            <w:pPr>
+              <w:jc w:val="center"/>
+            </w:pPr>
+            <w:r>
+              <w:rPr>
+                <w:rFonts w:ascii="TH Sarabun New" w:hAnsi="TH Sarabun New" w:cs="TH Sarabun New"/>
+                <w:color w:val="000000"/>
+                <w:sz w:val="26"/>
+                <w:szCs w:val="26"/>
+              </w:rPr>
+              <w:t xml:space="preserve">0</w:t>
+            </w:r>
+          </w:p>
+        </w:tc>
+        <w:tc>
+          <w:tcPr/>
+          <w:p>
+            <w:pPr>
+              <w:jc w:val="center"/>
+            </w:pPr>
+            <w:r>
+              <w:rPr>
+                <w:rFonts w:ascii="TH Sarabun New" w:hAnsi="TH Sarabun New" w:cs="TH Sarabun New"/>
+                <w:color w:val="000000"/>
+                <w:sz w:val="26"/>
+                <w:szCs w:val="26"/>
+              </w:rPr>
+              <w:t xml:space="preserve">ออฟไลน์</w:t>
             </w:r>
           </w:p>
         </w:tc>
@@ -620,41 +620,41 @@
                 <w:sz w:val="26"/>
                 <w:szCs w:val="26"/>
               </w:rPr>
-              <w:t xml:space="preserve">8/8</w:t>
-            </w:r>
-          </w:p>
-        </w:tc>
-        <w:tc>
-          <w:tcPr/>
-          <w:p>
-            <w:pPr>
-              <w:jc w:val="center"/>
-            </w:pPr>
-            <w:r>
-              <w:rPr>
-                <w:rFonts w:ascii="TH Sarabun New" w:hAnsi="TH Sarabun New" w:cs="TH Sarabun New"/>
-                <w:color w:val="000000"/>
-                <w:sz w:val="26"/>
-                <w:szCs w:val="26"/>
-              </w:rPr>
-              <w:t xml:space="preserve">8</w:t>
-            </w:r>
-          </w:p>
-        </w:tc>
-        <w:tc>
-          <w:tcPr/>
-          <w:p>
-            <w:pPr>
-              <w:jc w:val="center"/>
-            </w:pPr>
-            <w:r>
-              <w:rPr>
-                <w:rFonts w:ascii="TH Sarabun New" w:hAnsi="TH Sarabun New" w:cs="TH Sarabun New"/>
-                <w:color w:val="000000"/>
-                <w:sz w:val="26"/>
-                <w:szCs w:val="26"/>
-              </w:rPr>
-              <w:t xml:space="preserve">ปกติ</w:t>
+              <w:t xml:space="preserve">0/8</w:t>
+            </w:r>
+          </w:p>
+        </w:tc>
+        <w:tc>
+          <w:tcPr/>
+          <w:p>
+            <w:pPr>
+              <w:jc w:val="center"/>
+            </w:pPr>
+            <w:r>
+              <w:rPr>
+                <w:rFonts w:ascii="TH Sarabun New" w:hAnsi="TH Sarabun New" w:cs="TH Sarabun New"/>
+                <w:color w:val="000000"/>
+                <w:sz w:val="26"/>
+                <w:szCs w:val="26"/>
+              </w:rPr>
+              <w:t xml:space="preserve">0</w:t>
+            </w:r>
+          </w:p>
+        </w:tc>
+        <w:tc>
+          <w:tcPr/>
+          <w:p>
+            <w:pPr>
+              <w:jc w:val="center"/>
+            </w:pPr>
+            <w:r>
+              <w:rPr>
+                <w:rFonts w:ascii="TH Sarabun New" w:hAnsi="TH Sarabun New" w:cs="TH Sarabun New"/>
+                <w:color w:val="000000"/>
+                <w:sz w:val="26"/>
+                <w:szCs w:val="26"/>
+              </w:rPr>
+              <w:t xml:space="preserve">ออฟไลน์</w:t>
             </w:r>
           </w:p>
         </w:tc>
@@ -703,41 +703,41 @@
                 <w:sz w:val="26"/>
                 <w:szCs w:val="26"/>
               </w:rPr>
-              <w:t xml:space="preserve">14/14</w:t>
-            </w:r>
-          </w:p>
-        </w:tc>
-        <w:tc>
-          <w:tcPr/>
-          <w:p>
-            <w:pPr>
-              <w:jc w:val="center"/>
-            </w:pPr>
-            <w:r>
-              <w:rPr>
-                <w:rFonts w:ascii="TH Sarabun New" w:hAnsi="TH Sarabun New" w:cs="TH Sarabun New"/>
-                <w:color w:val="000000"/>
-                <w:sz w:val="26"/>
-                <w:szCs w:val="26"/>
-              </w:rPr>
-              <w:t xml:space="preserve">14</w:t>
-            </w:r>
-          </w:p>
-        </w:tc>
-        <w:tc>
-          <w:tcPr/>
-          <w:p>
-            <w:pPr>
-              <w:jc w:val="center"/>
-            </w:pPr>
-            <w:r>
-              <w:rPr>
-                <w:rFonts w:ascii="TH Sarabun New" w:hAnsi="TH Sarabun New" w:cs="TH Sarabun New"/>
-                <w:color w:val="000000"/>
-                <w:sz w:val="26"/>
-                <w:szCs w:val="26"/>
-              </w:rPr>
-              <w:t xml:space="preserve">ปกติ</w:t>
+              <w:t xml:space="preserve">0/14</w:t>
+            </w:r>
+          </w:p>
+        </w:tc>
+        <w:tc>
+          <w:tcPr/>
+          <w:p>
+            <w:pPr>
+              <w:jc w:val="center"/>
+            </w:pPr>
+            <w:r>
+              <w:rPr>
+                <w:rFonts w:ascii="TH Sarabun New" w:hAnsi="TH Sarabun New" w:cs="TH Sarabun New"/>
+                <w:color w:val="000000"/>
+                <w:sz w:val="26"/>
+                <w:szCs w:val="26"/>
+              </w:rPr>
+              <w:t xml:space="preserve">0</w:t>
+            </w:r>
+          </w:p>
+        </w:tc>
+        <w:tc>
+          <w:tcPr/>
+          <w:p>
+            <w:pPr>
+              <w:jc w:val="center"/>
+            </w:pPr>
+            <w:r>
+              <w:rPr>
+                <w:rFonts w:ascii="TH Sarabun New" w:hAnsi="TH Sarabun New" w:cs="TH Sarabun New"/>
+                <w:color w:val="000000"/>
+                <w:sz w:val="26"/>
+                <w:szCs w:val="26"/>
+              </w:rPr>
+              <w:t xml:space="preserve">ออฟไลน์</w:t>
             </w:r>
           </w:p>
         </w:tc>
@@ -786,41 +786,41 @@
                 <w:sz w:val="26"/>
                 <w:szCs w:val="26"/>
               </w:rPr>
-              <w:t xml:space="preserve">11/11</w:t>
-            </w:r>
-          </w:p>
-        </w:tc>
-        <w:tc>
-          <w:tcPr/>
-          <w:p>
-            <w:pPr>
-              <w:jc w:val="center"/>
-            </w:pPr>
-            <w:r>
-              <w:rPr>
-                <w:rFonts w:ascii="TH Sarabun New" w:hAnsi="TH Sarabun New" w:cs="TH Sarabun New"/>
-                <w:color w:val="000000"/>
-                <w:sz w:val="26"/>
-                <w:szCs w:val="26"/>
-              </w:rPr>
-              <w:t xml:space="preserve">11</w:t>
-            </w:r>
-          </w:p>
-        </w:tc>
-        <w:tc>
-          <w:tcPr/>
-          <w:p>
-            <w:pPr>
-              <w:jc w:val="center"/>
-            </w:pPr>
-            <w:r>
-              <w:rPr>
-                <w:rFonts w:ascii="TH Sarabun New" w:hAnsi="TH Sarabun New" w:cs="TH Sarabun New"/>
-                <w:color w:val="000000"/>
-                <w:sz w:val="26"/>
-                <w:szCs w:val="26"/>
-              </w:rPr>
-              <w:t xml:space="preserve">ปกติ</w:t>
+              <w:t xml:space="preserve">0/11</w:t>
+            </w:r>
+          </w:p>
+        </w:tc>
+        <w:tc>
+          <w:tcPr/>
+          <w:p>
+            <w:pPr>
+              <w:jc w:val="center"/>
+            </w:pPr>
+            <w:r>
+              <w:rPr>
+                <w:rFonts w:ascii="TH Sarabun New" w:hAnsi="TH Sarabun New" w:cs="TH Sarabun New"/>
+                <w:color w:val="000000"/>
+                <w:sz w:val="26"/>
+                <w:szCs w:val="26"/>
+              </w:rPr>
+              <w:t xml:space="preserve">0</w:t>
+            </w:r>
+          </w:p>
+        </w:tc>
+        <w:tc>
+          <w:tcPr/>
+          <w:p>
+            <w:pPr>
+              <w:jc w:val="center"/>
+            </w:pPr>
+            <w:r>
+              <w:rPr>
+                <w:rFonts w:ascii="TH Sarabun New" w:hAnsi="TH Sarabun New" w:cs="TH Sarabun New"/>
+                <w:color w:val="000000"/>
+                <w:sz w:val="26"/>
+                <w:szCs w:val="26"/>
+              </w:rPr>
+              <w:t xml:space="preserve">ออฟไลน์</w:t>
             </w:r>
           </w:p>
         </w:tc>
@@ -869,41 +869,41 @@
                 <w:sz w:val="26"/>
                 <w:szCs w:val="26"/>
               </w:rPr>
-              <w:t xml:space="preserve">3/3</w:t>
-            </w:r>
-          </w:p>
-        </w:tc>
-        <w:tc>
-          <w:tcPr/>
-          <w:p>
-            <w:pPr>
-              <w:jc w:val="center"/>
-            </w:pPr>
-            <w:r>
-              <w:rPr>
-                <w:rFonts w:ascii="TH Sarabun New" w:hAnsi="TH Sarabun New" w:cs="TH Sarabun New"/>
-                <w:color w:val="000000"/>
-                <w:sz w:val="26"/>
-                <w:szCs w:val="26"/>
-              </w:rPr>
-              <w:t xml:space="preserve">2.7</w:t>
-            </w:r>
-          </w:p>
-        </w:tc>
-        <w:tc>
-          <w:tcPr/>
-          <w:p>
-            <w:pPr>
-              <w:jc w:val="center"/>
-            </w:pPr>
-            <w:r>
-              <w:rPr>
-                <w:rFonts w:ascii="TH Sarabun New" w:hAnsi="TH Sarabun New" w:cs="TH Sarabun New"/>
-                <w:color w:val="000000"/>
-                <w:sz w:val="26"/>
-                <w:szCs w:val="26"/>
-              </w:rPr>
-              <w:t xml:space="preserve">ปกติ</w:t>
+              <w:t xml:space="preserve">0/3</w:t>
+            </w:r>
+          </w:p>
+        </w:tc>
+        <w:tc>
+          <w:tcPr/>
+          <w:p>
+            <w:pPr>
+              <w:jc w:val="center"/>
+            </w:pPr>
+            <w:r>
+              <w:rPr>
+                <w:rFonts w:ascii="TH Sarabun New" w:hAnsi="TH Sarabun New" w:cs="TH Sarabun New"/>
+                <w:color w:val="000000"/>
+                <w:sz w:val="26"/>
+                <w:szCs w:val="26"/>
+              </w:rPr>
+              <w:t xml:space="preserve">0</w:t>
+            </w:r>
+          </w:p>
+        </w:tc>
+        <w:tc>
+          <w:tcPr/>
+          <w:p>
+            <w:pPr>
+              <w:jc w:val="center"/>
+            </w:pPr>
+            <w:r>
+              <w:rPr>
+                <w:rFonts w:ascii="TH Sarabun New" w:hAnsi="TH Sarabun New" w:cs="TH Sarabun New"/>
+                <w:color w:val="000000"/>
+                <w:sz w:val="26"/>
+                <w:szCs w:val="26"/>
+              </w:rPr>
+              <w:t xml:space="preserve">ออฟไลน์</w:t>
             </w:r>
           </w:p>
         </w:tc>
@@ -1097,6 +1097,172 @@
                 <w:sz w:val="26"/>
                 <w:szCs w:val="26"/>
               </w:rPr>
+              <w:t xml:space="preserve">DVR#4</w:t>
+            </w:r>
+          </w:p>
+        </w:tc>
+        <w:tc>
+          <w:tcPr/>
+          <w:p>
+            <w:pPr/>
+            <w:r>
+              <w:rPr>
+                <w:rFonts w:ascii="TH Sarabun New" w:hAnsi="TH Sarabun New" w:cs="TH Sarabun New"/>
+                <w:color w:val="000000"/>
+                <w:sz w:val="26"/>
+                <w:szCs w:val="26"/>
+              </w:rPr>
+              <w:t xml:space="preserve">อุปกรณ์/กล้องออฟไลน์ทั้งหมด (0/14)</w:t>
+            </w:r>
+          </w:p>
+        </w:tc>
+        <w:tc>
+          <w:tcPr/>
+          <w:p>
+            <w:pPr>
+              <w:jc w:val="center"/>
+            </w:pPr>
+            <w:r>
+              <w:rPr>
+                <w:rFonts w:ascii="TH Sarabun New" w:hAnsi="TH Sarabun New" w:cs="TH Sarabun New"/>
+                <w:color w:val="000000"/>
+                <w:sz w:val="26"/>
+                <w:szCs w:val="26"/>
+              </w:rPr>
+              <w:t xml:space="preserve">08:28:53 – 08:28:53 (ยังไม่กลับมา)</w:t>
+            </w:r>
+          </w:p>
+        </w:tc>
+        <w:tc>
+          <w:tcPr/>
+          <w:p>
+            <w:pPr>
+              <w:jc w:val="center"/>
+            </w:pPr>
+            <w:r>
+              <w:rPr>
+                <w:rFonts w:ascii="TH Sarabun New" w:hAnsi="TH Sarabun New" w:cs="TH Sarabun New"/>
+                <w:color w:val="000000"/>
+                <w:sz w:val="26"/>
+                <w:szCs w:val="26"/>
+              </w:rPr>
+              <w:t xml:space="preserve">0 วินาที</w:t>
+            </w:r>
+          </w:p>
+        </w:tc>
+      </w:tr>
+      <w:tr>
+        <w:tc>
+          <w:tcPr/>
+          <w:p>
+            <w:pPr>
+              <w:jc w:val="center"/>
+            </w:pPr>
+            <w:r>
+              <w:rPr>
+                <w:rFonts w:ascii="TH Sarabun New" w:hAnsi="TH Sarabun New" w:cs="TH Sarabun New"/>
+                <w:color w:val="000000"/>
+                <w:sz w:val="26"/>
+                <w:szCs w:val="26"/>
+              </w:rPr>
+              <w:t xml:space="preserve">2</w:t>
+            </w:r>
+          </w:p>
+        </w:tc>
+        <w:tc>
+          <w:tcPr/>
+          <w:p>
+            <w:pPr/>
+            <w:r>
+              <w:rPr>
+                <w:rFonts w:ascii="TH Sarabun New" w:hAnsi="TH Sarabun New" w:cs="TH Sarabun New"/>
+                <w:color w:val="000000"/>
+                <w:sz w:val="26"/>
+                <w:szCs w:val="26"/>
+              </w:rPr>
+              <w:t xml:space="preserve">NVR Uniview</w:t>
+            </w:r>
+          </w:p>
+        </w:tc>
+        <w:tc>
+          <w:tcPr/>
+          <w:p>
+            <w:pPr/>
+            <w:r>
+              <w:rPr>
+                <w:rFonts w:ascii="TH Sarabun New" w:hAnsi="TH Sarabun New" w:cs="TH Sarabun New"/>
+                <w:color w:val="000000"/>
+                <w:sz w:val="26"/>
+                <w:szCs w:val="26"/>
+              </w:rPr>
+              <w:t xml:space="preserve">อุปกรณ์/กล้องออฟไลน์ทั้งหมด (0/11)</w:t>
+            </w:r>
+          </w:p>
+        </w:tc>
+        <w:tc>
+          <w:tcPr/>
+          <w:p>
+            <w:pPr>
+              <w:jc w:val="center"/>
+            </w:pPr>
+            <w:r>
+              <w:rPr>
+                <w:rFonts w:ascii="TH Sarabun New" w:hAnsi="TH Sarabun New" w:cs="TH Sarabun New"/>
+                <w:color w:val="000000"/>
+                <w:sz w:val="26"/>
+                <w:szCs w:val="26"/>
+              </w:rPr>
+              <w:t xml:space="preserve">08:28:53 – 08:28:53 (ยังไม่กลับมา)</w:t>
+            </w:r>
+          </w:p>
+        </w:tc>
+        <w:tc>
+          <w:tcPr/>
+          <w:p>
+            <w:pPr>
+              <w:jc w:val="center"/>
+            </w:pPr>
+            <w:r>
+              <w:rPr>
+                <w:rFonts w:ascii="TH Sarabun New" w:hAnsi="TH Sarabun New" w:cs="TH Sarabun New"/>
+                <w:color w:val="000000"/>
+                <w:sz w:val="26"/>
+                <w:szCs w:val="26"/>
+              </w:rPr>
+              <w:t xml:space="preserve">0 วินาที</w:t>
+            </w:r>
+          </w:p>
+        </w:tc>
+      </w:tr>
+      <w:tr>
+        <w:tc>
+          <w:tcPr/>
+          <w:p>
+            <w:pPr>
+              <w:jc w:val="center"/>
+            </w:pPr>
+            <w:r>
+              <w:rPr>
+                <w:rFonts w:ascii="TH Sarabun New" w:hAnsi="TH Sarabun New" w:cs="TH Sarabun New"/>
+                <w:color w:val="000000"/>
+                <w:sz w:val="26"/>
+                <w:szCs w:val="26"/>
+              </w:rPr>
+              <w:t xml:space="preserve">3</w:t>
+            </w:r>
+          </w:p>
+        </w:tc>
+        <w:tc>
+          <w:tcPr/>
+          <w:p>
+            <w:pPr/>
+            <w:r>
+              <w:rPr>
+                <w:rFonts w:ascii="TH Sarabun New" w:hAnsi="TH Sarabun New" w:cs="TH Sarabun New"/>
+                <w:color w:val="000000"/>
+                <w:sz w:val="26"/>
+                <w:szCs w:val="26"/>
+              </w:rPr>
               <w:t xml:space="preserve">กล้องแยก Hik</w:t>
             </w:r>
           </w:p>
@@ -1112,60 +1278,60 @@
                 <w:sz w:val="26"/>
                 <w:szCs w:val="26"/>
               </w:rPr>
-              <w:t xml:space="preserve">กล้องหลุด 1 ตัว (เหลือ 2/3)</w:t>
-            </w:r>
-          </w:p>
-        </w:tc>
-        <w:tc>
-          <w:tcPr/>
-          <w:p>
-            <w:pPr>
-              <w:jc w:val="center"/>
-            </w:pPr>
-            <w:r>
-              <w:rPr>
-                <w:rFonts w:ascii="TH Sarabun New" w:hAnsi="TH Sarabun New" w:cs="TH Sarabun New"/>
-                <w:color w:val="000000"/>
-                <w:sz w:val="26"/>
-                <w:szCs w:val="26"/>
-              </w:rPr>
-              <w:t xml:space="preserve">00:30:03 – 00:31:01</w:t>
-            </w:r>
-          </w:p>
-        </w:tc>
-        <w:tc>
-          <w:tcPr/>
-          <w:p>
-            <w:pPr>
-              <w:jc w:val="center"/>
-            </w:pPr>
-            <w:r>
-              <w:rPr>
-                <w:rFonts w:ascii="TH Sarabun New" w:hAnsi="TH Sarabun New" w:cs="TH Sarabun New"/>
-                <w:color w:val="000000"/>
-                <w:sz w:val="26"/>
-                <w:szCs w:val="26"/>
-              </w:rPr>
-              <w:t xml:space="preserve">58 วินาที</w:t>
-            </w:r>
-          </w:p>
-        </w:tc>
-      </w:tr>
-      <w:tr>
-        <w:tc>
-          <w:tcPr/>
-          <w:p>
-            <w:pPr>
-              <w:jc w:val="center"/>
-            </w:pPr>
-            <w:r>
-              <w:rPr>
-                <w:rFonts w:ascii="TH Sarabun New" w:hAnsi="TH Sarabun New" w:cs="TH Sarabun New"/>
-                <w:color w:val="000000"/>
-                <w:sz w:val="26"/>
-                <w:szCs w:val="26"/>
-              </w:rPr>
-              <w:t xml:space="preserve">2</w:t>
+              <w:t xml:space="preserve">อุปกรณ์/กล้องออฟไลน์ทั้งหมด (0/3)</w:t>
+            </w:r>
+          </w:p>
+        </w:tc>
+        <w:tc>
+          <w:tcPr/>
+          <w:p>
+            <w:pPr>
+              <w:jc w:val="center"/>
+            </w:pPr>
+            <w:r>
+              <w:rPr>
+                <w:rFonts w:ascii="TH Sarabun New" w:hAnsi="TH Sarabun New" w:cs="TH Sarabun New"/>
+                <w:color w:val="000000"/>
+                <w:sz w:val="26"/>
+                <w:szCs w:val="26"/>
+              </w:rPr>
+              <w:t xml:space="preserve">08:28:53 – 08:28:53 (ยังไม่กลับมา)</w:t>
+            </w:r>
+          </w:p>
+        </w:tc>
+        <w:tc>
+          <w:tcPr/>
+          <w:p>
+            <w:pPr>
+              <w:jc w:val="center"/>
+            </w:pPr>
+            <w:r>
+              <w:rPr>
+                <w:rFonts w:ascii="TH Sarabun New" w:hAnsi="TH Sarabun New" w:cs="TH Sarabun New"/>
+                <w:color w:val="000000"/>
+                <w:sz w:val="26"/>
+                <w:szCs w:val="26"/>
+              </w:rPr>
+              <w:t xml:space="preserve">0 วินาที</w:t>
+            </w:r>
+          </w:p>
+        </w:tc>
+      </w:tr>
+      <w:tr>
+        <w:tc>
+          <w:tcPr/>
+          <w:p>
+            <w:pPr>
+              <w:jc w:val="center"/>
+            </w:pPr>
+            <w:r>
+              <w:rPr>
+                <w:rFonts w:ascii="TH Sarabun New" w:hAnsi="TH Sarabun New" w:cs="TH Sarabun New"/>
+                <w:color w:val="000000"/>
+                <w:sz w:val="26"/>
+                <w:szCs w:val="26"/>
+              </w:rPr>
+              <w:t xml:space="preserve">4</w:t>
             </w:r>
           </w:p>
         </w:tc>
@@ -1195,41 +1361,207 @@
                 <w:sz w:val="26"/>
                 <w:szCs w:val="26"/>
               </w:rPr>
-              <w:t xml:space="preserve">กล้องหลุด 2 ตัว (เหลือ 5/7) · ต่ำสุดเคยเหลือ 0/7</w:t>
-            </w:r>
-          </w:p>
-        </w:tc>
-        <w:tc>
-          <w:tcPr/>
-          <w:p>
-            <w:pPr>
-              <w:jc w:val="center"/>
-            </w:pPr>
-            <w:r>
-              <w:rPr>
-                <w:rFonts w:ascii="TH Sarabun New" w:hAnsi="TH Sarabun New" w:cs="TH Sarabun New"/>
-                <w:color w:val="000000"/>
-                <w:sz w:val="26"/>
-                <w:szCs w:val="26"/>
-              </w:rPr>
-              <w:t xml:space="preserve">00:30:03 – 00:31:47 (ยังไม่กลับมา)</w:t>
-            </w:r>
-          </w:p>
-        </w:tc>
-        <w:tc>
-          <w:tcPr/>
-          <w:p>
-            <w:pPr>
-              <w:jc w:val="center"/>
-            </w:pPr>
-            <w:r>
-              <w:rPr>
-                <w:rFonts w:ascii="TH Sarabun New" w:hAnsi="TH Sarabun New" w:cs="TH Sarabun New"/>
-                <w:color w:val="000000"/>
-                <w:sz w:val="26"/>
-                <w:szCs w:val="26"/>
-              </w:rPr>
-              <w:t xml:space="preserve">2 นาที</w:t>
+              <w:t xml:space="preserve">อุปกรณ์/กล้องออฟไลน์ทั้งหมด (0/7)</w:t>
+            </w:r>
+          </w:p>
+        </w:tc>
+        <w:tc>
+          <w:tcPr/>
+          <w:p>
+            <w:pPr>
+              <w:jc w:val="center"/>
+            </w:pPr>
+            <w:r>
+              <w:rPr>
+                <w:rFonts w:ascii="TH Sarabun New" w:hAnsi="TH Sarabun New" w:cs="TH Sarabun New"/>
+                <w:color w:val="000000"/>
+                <w:sz w:val="26"/>
+                <w:szCs w:val="26"/>
+              </w:rPr>
+              <w:t xml:space="preserve">08:28:53 – 08:28:53 (ยังไม่กลับมา)</w:t>
+            </w:r>
+          </w:p>
+        </w:tc>
+        <w:tc>
+          <w:tcPr/>
+          <w:p>
+            <w:pPr>
+              <w:jc w:val="center"/>
+            </w:pPr>
+            <w:r>
+              <w:rPr>
+                <w:rFonts w:ascii="TH Sarabun New" w:hAnsi="TH Sarabun New" w:cs="TH Sarabun New"/>
+                <w:color w:val="000000"/>
+                <w:sz w:val="26"/>
+                <w:szCs w:val="26"/>
+              </w:rPr>
+              <w:t xml:space="preserve">0 วินาที</w:t>
+            </w:r>
+          </w:p>
+        </w:tc>
+      </w:tr>
+      <w:tr>
+        <w:tc>
+          <w:tcPr/>
+          <w:p>
+            <w:pPr>
+              <w:jc w:val="center"/>
+            </w:pPr>
+            <w:r>
+              <w:rPr>
+                <w:rFonts w:ascii="TH Sarabun New" w:hAnsi="TH Sarabun New" w:cs="TH Sarabun New"/>
+                <w:color w:val="000000"/>
+                <w:sz w:val="26"/>
+                <w:szCs w:val="26"/>
+              </w:rPr>
+              <w:t xml:space="preserve">5</w:t>
+            </w:r>
+          </w:p>
+        </w:tc>
+        <w:tc>
+          <w:tcPr/>
+          <w:p>
+            <w:pPr/>
+            <w:r>
+              <w:rPr>
+                <w:rFonts w:ascii="TH Sarabun New" w:hAnsi="TH Sarabun New" w:cs="TH Sarabun New"/>
+                <w:color w:val="000000"/>
+                <w:sz w:val="26"/>
+                <w:szCs w:val="26"/>
+              </w:rPr>
+              <w:t xml:space="preserve">บริหาร</w:t>
+            </w:r>
+          </w:p>
+        </w:tc>
+        <w:tc>
+          <w:tcPr/>
+          <w:p>
+            <w:pPr/>
+            <w:r>
+              <w:rPr>
+                <w:rFonts w:ascii="TH Sarabun New" w:hAnsi="TH Sarabun New" w:cs="TH Sarabun New"/>
+                <w:color w:val="000000"/>
+                <w:sz w:val="26"/>
+                <w:szCs w:val="26"/>
+              </w:rPr>
+              <w:t xml:space="preserve">อุปกรณ์/กล้องออฟไลน์ทั้งหมด (0/8)</w:t>
+            </w:r>
+          </w:p>
+        </w:tc>
+        <w:tc>
+          <w:tcPr/>
+          <w:p>
+            <w:pPr>
+              <w:jc w:val="center"/>
+            </w:pPr>
+            <w:r>
+              <w:rPr>
+                <w:rFonts w:ascii="TH Sarabun New" w:hAnsi="TH Sarabun New" w:cs="TH Sarabun New"/>
+                <w:color w:val="000000"/>
+                <w:sz w:val="26"/>
+                <w:szCs w:val="26"/>
+              </w:rPr>
+              <w:t xml:space="preserve">08:28:53 – 08:28:53 (ยังไม่กลับมา)</w:t>
+            </w:r>
+          </w:p>
+        </w:tc>
+        <w:tc>
+          <w:tcPr/>
+          <w:p>
+            <w:pPr>
+              <w:jc w:val="center"/>
+            </w:pPr>
+            <w:r>
+              <w:rPr>
+                <w:rFonts w:ascii="TH Sarabun New" w:hAnsi="TH Sarabun New" w:cs="TH Sarabun New"/>
+                <w:color w:val="000000"/>
+                <w:sz w:val="26"/>
+                <w:szCs w:val="26"/>
+              </w:rPr>
+              <w:t xml:space="preserve">0 วินาที</w:t>
+            </w:r>
+          </w:p>
+        </w:tc>
+      </w:tr>
+      <w:tr>
+        <w:tc>
+          <w:tcPr/>
+          <w:p>
+            <w:pPr>
+              <w:jc w:val="center"/>
+            </w:pPr>
+            <w:r>
+              <w:rPr>
+                <w:rFonts w:ascii="TH Sarabun New" w:hAnsi="TH Sarabun New" w:cs="TH Sarabun New"/>
+                <w:color w:val="000000"/>
+                <w:sz w:val="26"/>
+                <w:szCs w:val="26"/>
+              </w:rPr>
+              <w:t xml:space="preserve">6</w:t>
+            </w:r>
+          </w:p>
+        </w:tc>
+        <w:tc>
+          <w:tcPr/>
+          <w:p>
+            <w:pPr/>
+            <w:r>
+              <w:rPr>
+                <w:rFonts w:ascii="TH Sarabun New" w:hAnsi="TH Sarabun New" w:cs="TH Sarabun New"/>
+                <w:color w:val="000000"/>
+                <w:sz w:val="26"/>
+                <w:szCs w:val="26"/>
+              </w:rPr>
+              <w:t xml:space="preserve">บริหารB</w:t>
+            </w:r>
+          </w:p>
+        </w:tc>
+        <w:tc>
+          <w:tcPr/>
+          <w:p>
+            <w:pPr/>
+            <w:r>
+              <w:rPr>
+                <w:rFonts w:ascii="TH Sarabun New" w:hAnsi="TH Sarabun New" w:cs="TH Sarabun New"/>
+                <w:color w:val="000000"/>
+                <w:sz w:val="26"/>
+                <w:szCs w:val="26"/>
+              </w:rPr>
+              <w:t xml:space="preserve">อุปกรณ์/กล้องออฟไลน์ทั้งหมด (0/8)</w:t>
+            </w:r>
+          </w:p>
+        </w:tc>
+        <w:tc>
+          <w:tcPr/>
+          <w:p>
+            <w:pPr>
+              <w:jc w:val="center"/>
+            </w:pPr>
+            <w:r>
+              <w:rPr>
+                <w:rFonts w:ascii="TH Sarabun New" w:hAnsi="TH Sarabun New" w:cs="TH Sarabun New"/>
+                <w:color w:val="000000"/>
+                <w:sz w:val="26"/>
+                <w:szCs w:val="26"/>
+              </w:rPr>
+              <w:t xml:space="preserve">08:28:53 – 08:28:53 (ยังไม่กลับมา)</w:t>
+            </w:r>
+          </w:p>
+        </w:tc>
+        <w:tc>
+          <w:tcPr/>
+          <w:p>
+            <w:pPr>
+              <w:jc w:val="center"/>
+            </w:pPr>
+            <w:r>
+              <w:rPr>
+                <w:rFonts w:ascii="TH Sarabun New" w:hAnsi="TH Sarabun New" w:cs="TH Sarabun New"/>
+                <w:color w:val="000000"/>
+                <w:sz w:val="26"/>
+                <w:szCs w:val="26"/>
+              </w:rPr>
+              <w:t xml:space="preserve">0 วินาที</w:t>
             </w:r>
           </w:p>
         </w:tc>
@@ -1261,7 +1593,7 @@
           <w:sz w:val="22"/>
           <w:szCs w:val="22"/>
         </w:rPr>
-        <w:t xml:space="preserve">รายงานสร้างอัตโนมัติเมื่อ 2026-07-02 00:32:41 · CCTV Health Monitor</w:t>
+        <w:t xml:space="preserve">รายงานสร้างอัตโนมัติเมื่อ 2026-07-02 08:34:38 · CCTV Health Monitor</w:t>
       </w:r>
     </w:p>
     <w:sectPr>

--- a/reports/report_2026-07-02.docx
+++ b/reports/report_2026-07-02.docx
@@ -95,7 +95,7 @@
                 <w:sz w:val="26"/>
                 <w:szCs w:val="26"/>
               </w:rPr>
-              <w:t xml:space="preserve">08:28:53 – 08:28:53 น. (เก็บข้อมูล  รอบ)</w:t>
+              <w:t xml:space="preserve">08:46:21 – 08:46:21 น. (เก็บข้อมูล  รอบ)</w:t>
             </w:r>
           </w:p>
         </w:tc>
@@ -132,7 +132,7 @@
                 <w:sz w:val="26"/>
                 <w:szCs w:val="26"/>
               </w:rPr>
-              <w:t xml:space="preserve">0%  (ต่ำสุด 0% เวลา 08:28:53 น. / สูงสุด 0%)</w:t>
+              <w:t xml:space="preserve">98%  (ต่ำสุด 98% เวลา 08:46:21 น. / สูงสุด 98%)</w:t>
             </w:r>
           </w:p>
         </w:tc>
@@ -206,7 +206,7 @@
                 <w:sz w:val="26"/>
                 <w:szCs w:val="26"/>
               </w:rPr>
-              <w:t xml:space="preserve">6 ครั้ง</w:t>
+              <w:t xml:space="preserve">1 ครั้ง</w:t>
             </w:r>
           </w:p>
         </w:tc>
@@ -245,7 +245,7 @@
                 <w:sz w:val="26"/>
                 <w:szCs w:val="26"/>
               </w:rPr>
-              <w:t xml:space="preserve">พบปัญหา — มีเหตุขัดข้อง 6 ครั้ง ควรตรวจสอบ</w:t>
+              <w:t xml:space="preserve">ปกติเป็นส่วนใหญ่ — มีเหตุขัดข้องเล็กน้อย 1 ครั้ง</w:t>
             </w:r>
           </w:p>
         </w:tc>
@@ -278,7 +278,7 @@
           <w:sz w:val="32"/>
           <w:szCs w:val="32"/>
         </w:rPr>
-        <w:t xml:space="preserve">๒. สถานะอุปกรณ์รายเครื่อง (ณ รอบล่าสุด 08:28:53 น.)</w:t>
+        <w:t xml:space="preserve">๒. สถานะอุปกรณ์รายเครื่อง (ณ รอบล่าสุด 08:46:21 น.)</w:t>
       </w:r>
     </w:p>
     <w:tbl>
@@ -454,41 +454,41 @@
                 <w:sz w:val="26"/>
                 <w:szCs w:val="26"/>
               </w:rPr>
-              <w:t xml:space="preserve">0/7</w:t>
-            </w:r>
-          </w:p>
-        </w:tc>
-        <w:tc>
-          <w:tcPr/>
-          <w:p>
-            <w:pPr>
-              <w:jc w:val="center"/>
-            </w:pPr>
-            <w:r>
-              <w:rPr>
-                <w:rFonts w:ascii="TH Sarabun New" w:hAnsi="TH Sarabun New" w:cs="TH Sarabun New"/>
-                <w:color w:val="000000"/>
-                <w:sz w:val="26"/>
-                <w:szCs w:val="26"/>
-              </w:rPr>
-              <w:t xml:space="preserve">0</w:t>
-            </w:r>
-          </w:p>
-        </w:tc>
-        <w:tc>
-          <w:tcPr/>
-          <w:p>
-            <w:pPr>
-              <w:jc w:val="center"/>
-            </w:pPr>
-            <w:r>
-              <w:rPr>
-                <w:rFonts w:ascii="TH Sarabun New" w:hAnsi="TH Sarabun New" w:cs="TH Sarabun New"/>
-                <w:color w:val="000000"/>
-                <w:sz w:val="26"/>
-                <w:szCs w:val="26"/>
-              </w:rPr>
-              <w:t xml:space="preserve">ออฟไลน์</w:t>
+              <w:t xml:space="preserve">6/7</w:t>
+            </w:r>
+          </w:p>
+        </w:tc>
+        <w:tc>
+          <w:tcPr/>
+          <w:p>
+            <w:pPr>
+              <w:jc w:val="center"/>
+            </w:pPr>
+            <w:r>
+              <w:rPr>
+                <w:rFonts w:ascii="TH Sarabun New" w:hAnsi="TH Sarabun New" w:cs="TH Sarabun New"/>
+                <w:color w:val="000000"/>
+                <w:sz w:val="26"/>
+                <w:szCs w:val="26"/>
+              </w:rPr>
+              <w:t xml:space="preserve">6</w:t>
+            </w:r>
+          </w:p>
+        </w:tc>
+        <w:tc>
+          <w:tcPr/>
+          <w:p>
+            <w:pPr>
+              <w:jc w:val="center"/>
+            </w:pPr>
+            <w:r>
+              <w:rPr>
+                <w:rFonts w:ascii="TH Sarabun New" w:hAnsi="TH Sarabun New" w:cs="TH Sarabun New"/>
+                <w:color w:val="000000"/>
+                <w:sz w:val="26"/>
+                <w:szCs w:val="26"/>
+              </w:rPr>
+              <w:t xml:space="preserve">กล้องไม่ครบ</w:t>
             </w:r>
           </w:p>
         </w:tc>
@@ -537,41 +537,41 @@
                 <w:sz w:val="26"/>
                 <w:szCs w:val="26"/>
               </w:rPr>
-              <w:t xml:space="preserve">0/8</w:t>
-            </w:r>
-          </w:p>
-        </w:tc>
-        <w:tc>
-          <w:tcPr/>
-          <w:p>
-            <w:pPr>
-              <w:jc w:val="center"/>
-            </w:pPr>
-            <w:r>
-              <w:rPr>
-                <w:rFonts w:ascii="TH Sarabun New" w:hAnsi="TH Sarabun New" w:cs="TH Sarabun New"/>
-                <w:color w:val="000000"/>
-                <w:sz w:val="26"/>
-                <w:szCs w:val="26"/>
-              </w:rPr>
-              <w:t xml:space="preserve">0</w:t>
-            </w:r>
-          </w:p>
-        </w:tc>
-        <w:tc>
-          <w:tcPr/>
-          <w:p>
-            <w:pPr>
-              <w:jc w:val="center"/>
-            </w:pPr>
-            <w:r>
-              <w:rPr>
-                <w:rFonts w:ascii="TH Sarabun New" w:hAnsi="TH Sarabun New" w:cs="TH Sarabun New"/>
-                <w:color w:val="000000"/>
-                <w:sz w:val="26"/>
-                <w:szCs w:val="26"/>
-              </w:rPr>
-              <w:t xml:space="preserve">ออฟไลน์</w:t>
+              <w:t xml:space="preserve">8/8</w:t>
+            </w:r>
+          </w:p>
+        </w:tc>
+        <w:tc>
+          <w:tcPr/>
+          <w:p>
+            <w:pPr>
+              <w:jc w:val="center"/>
+            </w:pPr>
+            <w:r>
+              <w:rPr>
+                <w:rFonts w:ascii="TH Sarabun New" w:hAnsi="TH Sarabun New" w:cs="TH Sarabun New"/>
+                <w:color w:val="000000"/>
+                <w:sz w:val="26"/>
+                <w:szCs w:val="26"/>
+              </w:rPr>
+              <w:t xml:space="preserve">8</w:t>
+            </w:r>
+          </w:p>
+        </w:tc>
+        <w:tc>
+          <w:tcPr/>
+          <w:p>
+            <w:pPr>
+              <w:jc w:val="center"/>
+            </w:pPr>
+            <w:r>
+              <w:rPr>
+                <w:rFonts w:ascii="TH Sarabun New" w:hAnsi="TH Sarabun New" w:cs="TH Sarabun New"/>
+                <w:color w:val="000000"/>
+                <w:sz w:val="26"/>
+                <w:szCs w:val="26"/>
+              </w:rPr>
+              <w:t xml:space="preserve">ปกติ</w:t>
             </w:r>
           </w:p>
         </w:tc>
@@ -620,41 +620,41 @@
                 <w:sz w:val="26"/>
                 <w:szCs w:val="26"/>
               </w:rPr>
-              <w:t xml:space="preserve">0/8</w:t>
-            </w:r>
-          </w:p>
-        </w:tc>
-        <w:tc>
-          <w:tcPr/>
-          <w:p>
-            <w:pPr>
-              <w:jc w:val="center"/>
-            </w:pPr>
-            <w:r>
-              <w:rPr>
-                <w:rFonts w:ascii="TH Sarabun New" w:hAnsi="TH Sarabun New" w:cs="TH Sarabun New"/>
-                <w:color w:val="000000"/>
-                <w:sz w:val="26"/>
-                <w:szCs w:val="26"/>
-              </w:rPr>
-              <w:t xml:space="preserve">0</w:t>
-            </w:r>
-          </w:p>
-        </w:tc>
-        <w:tc>
-          <w:tcPr/>
-          <w:p>
-            <w:pPr>
-              <w:jc w:val="center"/>
-            </w:pPr>
-            <w:r>
-              <w:rPr>
-                <w:rFonts w:ascii="TH Sarabun New" w:hAnsi="TH Sarabun New" w:cs="TH Sarabun New"/>
-                <w:color w:val="000000"/>
-                <w:sz w:val="26"/>
-                <w:szCs w:val="26"/>
-              </w:rPr>
-              <w:t xml:space="preserve">ออฟไลน์</w:t>
+              <w:t xml:space="preserve">8/8</w:t>
+            </w:r>
+          </w:p>
+        </w:tc>
+        <w:tc>
+          <w:tcPr/>
+          <w:p>
+            <w:pPr>
+              <w:jc w:val="center"/>
+            </w:pPr>
+            <w:r>
+              <w:rPr>
+                <w:rFonts w:ascii="TH Sarabun New" w:hAnsi="TH Sarabun New" w:cs="TH Sarabun New"/>
+                <w:color w:val="000000"/>
+                <w:sz w:val="26"/>
+                <w:szCs w:val="26"/>
+              </w:rPr>
+              <w:t xml:space="preserve">8</w:t>
+            </w:r>
+          </w:p>
+        </w:tc>
+        <w:tc>
+          <w:tcPr/>
+          <w:p>
+            <w:pPr>
+              <w:jc w:val="center"/>
+            </w:pPr>
+            <w:r>
+              <w:rPr>
+                <w:rFonts w:ascii="TH Sarabun New" w:hAnsi="TH Sarabun New" w:cs="TH Sarabun New"/>
+                <w:color w:val="000000"/>
+                <w:sz w:val="26"/>
+                <w:szCs w:val="26"/>
+              </w:rPr>
+              <w:t xml:space="preserve">ปกติ</w:t>
             </w:r>
           </w:p>
         </w:tc>
@@ -703,41 +703,41 @@
                 <w:sz w:val="26"/>
                 <w:szCs w:val="26"/>
               </w:rPr>
-              <w:t xml:space="preserve">0/14</w:t>
-            </w:r>
-          </w:p>
-        </w:tc>
-        <w:tc>
-          <w:tcPr/>
-          <w:p>
-            <w:pPr>
-              <w:jc w:val="center"/>
-            </w:pPr>
-            <w:r>
-              <w:rPr>
-                <w:rFonts w:ascii="TH Sarabun New" w:hAnsi="TH Sarabun New" w:cs="TH Sarabun New"/>
-                <w:color w:val="000000"/>
-                <w:sz w:val="26"/>
-                <w:szCs w:val="26"/>
-              </w:rPr>
-              <w:t xml:space="preserve">0</w:t>
-            </w:r>
-          </w:p>
-        </w:tc>
-        <w:tc>
-          <w:tcPr/>
-          <w:p>
-            <w:pPr>
-              <w:jc w:val="center"/>
-            </w:pPr>
-            <w:r>
-              <w:rPr>
-                <w:rFonts w:ascii="TH Sarabun New" w:hAnsi="TH Sarabun New" w:cs="TH Sarabun New"/>
-                <w:color w:val="000000"/>
-                <w:sz w:val="26"/>
-                <w:szCs w:val="26"/>
-              </w:rPr>
-              <w:t xml:space="preserve">ออฟไลน์</w:t>
+              <w:t xml:space="preserve">14/14</w:t>
+            </w:r>
+          </w:p>
+        </w:tc>
+        <w:tc>
+          <w:tcPr/>
+          <w:p>
+            <w:pPr>
+              <w:jc w:val="center"/>
+            </w:pPr>
+            <w:r>
+              <w:rPr>
+                <w:rFonts w:ascii="TH Sarabun New" w:hAnsi="TH Sarabun New" w:cs="TH Sarabun New"/>
+                <w:color w:val="000000"/>
+                <w:sz w:val="26"/>
+                <w:szCs w:val="26"/>
+              </w:rPr>
+              <w:t xml:space="preserve">14</w:t>
+            </w:r>
+          </w:p>
+        </w:tc>
+        <w:tc>
+          <w:tcPr/>
+          <w:p>
+            <w:pPr>
+              <w:jc w:val="center"/>
+            </w:pPr>
+            <w:r>
+              <w:rPr>
+                <w:rFonts w:ascii="TH Sarabun New" w:hAnsi="TH Sarabun New" w:cs="TH Sarabun New"/>
+                <w:color w:val="000000"/>
+                <w:sz w:val="26"/>
+                <w:szCs w:val="26"/>
+              </w:rPr>
+              <w:t xml:space="preserve">ปกติ</w:t>
             </w:r>
           </w:p>
         </w:tc>
@@ -786,41 +786,41 @@
                 <w:sz w:val="26"/>
                 <w:szCs w:val="26"/>
               </w:rPr>
-              <w:t xml:space="preserve">0/11</w:t>
-            </w:r>
-          </w:p>
-        </w:tc>
-        <w:tc>
-          <w:tcPr/>
-          <w:p>
-            <w:pPr>
-              <w:jc w:val="center"/>
-            </w:pPr>
-            <w:r>
-              <w:rPr>
-                <w:rFonts w:ascii="TH Sarabun New" w:hAnsi="TH Sarabun New" w:cs="TH Sarabun New"/>
-                <w:color w:val="000000"/>
-                <w:sz w:val="26"/>
-                <w:szCs w:val="26"/>
-              </w:rPr>
-              <w:t xml:space="preserve">0</w:t>
-            </w:r>
-          </w:p>
-        </w:tc>
-        <w:tc>
-          <w:tcPr/>
-          <w:p>
-            <w:pPr>
-              <w:jc w:val="center"/>
-            </w:pPr>
-            <w:r>
-              <w:rPr>
-                <w:rFonts w:ascii="TH Sarabun New" w:hAnsi="TH Sarabun New" w:cs="TH Sarabun New"/>
-                <w:color w:val="000000"/>
-                <w:sz w:val="26"/>
-                <w:szCs w:val="26"/>
-              </w:rPr>
-              <w:t xml:space="preserve">ออฟไลน์</w:t>
+              <w:t xml:space="preserve">11/11</w:t>
+            </w:r>
+          </w:p>
+        </w:tc>
+        <w:tc>
+          <w:tcPr/>
+          <w:p>
+            <w:pPr>
+              <w:jc w:val="center"/>
+            </w:pPr>
+            <w:r>
+              <w:rPr>
+                <w:rFonts w:ascii="TH Sarabun New" w:hAnsi="TH Sarabun New" w:cs="TH Sarabun New"/>
+                <w:color w:val="000000"/>
+                <w:sz w:val="26"/>
+                <w:szCs w:val="26"/>
+              </w:rPr>
+              <w:t xml:space="preserve">11</w:t>
+            </w:r>
+          </w:p>
+        </w:tc>
+        <w:tc>
+          <w:tcPr/>
+          <w:p>
+            <w:pPr>
+              <w:jc w:val="center"/>
+            </w:pPr>
+            <w:r>
+              <w:rPr>
+                <w:rFonts w:ascii="TH Sarabun New" w:hAnsi="TH Sarabun New" w:cs="TH Sarabun New"/>
+                <w:color w:val="000000"/>
+                <w:sz w:val="26"/>
+                <w:szCs w:val="26"/>
+              </w:rPr>
+              <w:t xml:space="preserve">ปกติ</w:t>
             </w:r>
           </w:p>
         </w:tc>
@@ -869,41 +869,41 @@
                 <w:sz w:val="26"/>
                 <w:szCs w:val="26"/>
               </w:rPr>
-              <w:t xml:space="preserve">0/3</w:t>
-            </w:r>
-          </w:p>
-        </w:tc>
-        <w:tc>
-          <w:tcPr/>
-          <w:p>
-            <w:pPr>
-              <w:jc w:val="center"/>
-            </w:pPr>
-            <w:r>
-              <w:rPr>
-                <w:rFonts w:ascii="TH Sarabun New" w:hAnsi="TH Sarabun New" w:cs="TH Sarabun New"/>
-                <w:color w:val="000000"/>
-                <w:sz w:val="26"/>
-                <w:szCs w:val="26"/>
-              </w:rPr>
-              <w:t xml:space="preserve">0</w:t>
-            </w:r>
-          </w:p>
-        </w:tc>
-        <w:tc>
-          <w:tcPr/>
-          <w:p>
-            <w:pPr>
-              <w:jc w:val="center"/>
-            </w:pPr>
-            <w:r>
-              <w:rPr>
-                <w:rFonts w:ascii="TH Sarabun New" w:hAnsi="TH Sarabun New" w:cs="TH Sarabun New"/>
-                <w:color w:val="000000"/>
-                <w:sz w:val="26"/>
-                <w:szCs w:val="26"/>
-              </w:rPr>
-              <w:t xml:space="preserve">ออฟไลน์</w:t>
+              <w:t xml:space="preserve">3/3</w:t>
+            </w:r>
+          </w:p>
+        </w:tc>
+        <w:tc>
+          <w:tcPr/>
+          <w:p>
+            <w:pPr>
+              <w:jc w:val="center"/>
+            </w:pPr>
+            <w:r>
+              <w:rPr>
+                <w:rFonts w:ascii="TH Sarabun New" w:hAnsi="TH Sarabun New" w:cs="TH Sarabun New"/>
+                <w:color w:val="000000"/>
+                <w:sz w:val="26"/>
+                <w:szCs w:val="26"/>
+              </w:rPr>
+              <w:t xml:space="preserve">3</w:t>
+            </w:r>
+          </w:p>
+        </w:tc>
+        <w:tc>
+          <w:tcPr/>
+          <w:p>
+            <w:pPr>
+              <w:jc w:val="center"/>
+            </w:pPr>
+            <w:r>
+              <w:rPr>
+                <w:rFonts w:ascii="TH Sarabun New" w:hAnsi="TH Sarabun New" w:cs="TH Sarabun New"/>
+                <w:color w:val="000000"/>
+                <w:sz w:val="26"/>
+                <w:szCs w:val="26"/>
+              </w:rPr>
+              <w:t xml:space="preserve">ปกติ</w:t>
             </w:r>
           </w:p>
         </w:tc>
@@ -1097,255 +1097,6 @@
                 <w:sz w:val="26"/>
                 <w:szCs w:val="26"/>
               </w:rPr>
-              <w:t xml:space="preserve">DVR#4</w:t>
-            </w:r>
-          </w:p>
-        </w:tc>
-        <w:tc>
-          <w:tcPr/>
-          <w:p>
-            <w:pPr/>
-            <w:r>
-              <w:rPr>
-                <w:rFonts w:ascii="TH Sarabun New" w:hAnsi="TH Sarabun New" w:cs="TH Sarabun New"/>
-                <w:color w:val="000000"/>
-                <w:sz w:val="26"/>
-                <w:szCs w:val="26"/>
-              </w:rPr>
-              <w:t xml:space="preserve">อุปกรณ์/กล้องออฟไลน์ทั้งหมด (0/14)</w:t>
-            </w:r>
-          </w:p>
-        </w:tc>
-        <w:tc>
-          <w:tcPr/>
-          <w:p>
-            <w:pPr>
-              <w:jc w:val="center"/>
-            </w:pPr>
-            <w:r>
-              <w:rPr>
-                <w:rFonts w:ascii="TH Sarabun New" w:hAnsi="TH Sarabun New" w:cs="TH Sarabun New"/>
-                <w:color w:val="000000"/>
-                <w:sz w:val="26"/>
-                <w:szCs w:val="26"/>
-              </w:rPr>
-              <w:t xml:space="preserve">08:28:53 – 08:28:53 (ยังไม่กลับมา)</w:t>
-            </w:r>
-          </w:p>
-        </w:tc>
-        <w:tc>
-          <w:tcPr/>
-          <w:p>
-            <w:pPr>
-              <w:jc w:val="center"/>
-            </w:pPr>
-            <w:r>
-              <w:rPr>
-                <w:rFonts w:ascii="TH Sarabun New" w:hAnsi="TH Sarabun New" w:cs="TH Sarabun New"/>
-                <w:color w:val="000000"/>
-                <w:sz w:val="26"/>
-                <w:szCs w:val="26"/>
-              </w:rPr>
-              <w:t xml:space="preserve">0 วินาที</w:t>
-            </w:r>
-          </w:p>
-        </w:tc>
-      </w:tr>
-      <w:tr>
-        <w:tc>
-          <w:tcPr/>
-          <w:p>
-            <w:pPr>
-              <w:jc w:val="center"/>
-            </w:pPr>
-            <w:r>
-              <w:rPr>
-                <w:rFonts w:ascii="TH Sarabun New" w:hAnsi="TH Sarabun New" w:cs="TH Sarabun New"/>
-                <w:color w:val="000000"/>
-                <w:sz w:val="26"/>
-                <w:szCs w:val="26"/>
-              </w:rPr>
-              <w:t xml:space="preserve">2</w:t>
-            </w:r>
-          </w:p>
-        </w:tc>
-        <w:tc>
-          <w:tcPr/>
-          <w:p>
-            <w:pPr/>
-            <w:r>
-              <w:rPr>
-                <w:rFonts w:ascii="TH Sarabun New" w:hAnsi="TH Sarabun New" w:cs="TH Sarabun New"/>
-                <w:color w:val="000000"/>
-                <w:sz w:val="26"/>
-                <w:szCs w:val="26"/>
-              </w:rPr>
-              <w:t xml:space="preserve">NVR Uniview</w:t>
-            </w:r>
-          </w:p>
-        </w:tc>
-        <w:tc>
-          <w:tcPr/>
-          <w:p>
-            <w:pPr/>
-            <w:r>
-              <w:rPr>
-                <w:rFonts w:ascii="TH Sarabun New" w:hAnsi="TH Sarabun New" w:cs="TH Sarabun New"/>
-                <w:color w:val="000000"/>
-                <w:sz w:val="26"/>
-                <w:szCs w:val="26"/>
-              </w:rPr>
-              <w:t xml:space="preserve">อุปกรณ์/กล้องออฟไลน์ทั้งหมด (0/11)</w:t>
-            </w:r>
-          </w:p>
-        </w:tc>
-        <w:tc>
-          <w:tcPr/>
-          <w:p>
-            <w:pPr>
-              <w:jc w:val="center"/>
-            </w:pPr>
-            <w:r>
-              <w:rPr>
-                <w:rFonts w:ascii="TH Sarabun New" w:hAnsi="TH Sarabun New" w:cs="TH Sarabun New"/>
-                <w:color w:val="000000"/>
-                <w:sz w:val="26"/>
-                <w:szCs w:val="26"/>
-              </w:rPr>
-              <w:t xml:space="preserve">08:28:53 – 08:28:53 (ยังไม่กลับมา)</w:t>
-            </w:r>
-          </w:p>
-        </w:tc>
-        <w:tc>
-          <w:tcPr/>
-          <w:p>
-            <w:pPr>
-              <w:jc w:val="center"/>
-            </w:pPr>
-            <w:r>
-              <w:rPr>
-                <w:rFonts w:ascii="TH Sarabun New" w:hAnsi="TH Sarabun New" w:cs="TH Sarabun New"/>
-                <w:color w:val="000000"/>
-                <w:sz w:val="26"/>
-                <w:szCs w:val="26"/>
-              </w:rPr>
-              <w:t xml:space="preserve">0 วินาที</w:t>
-            </w:r>
-          </w:p>
-        </w:tc>
-      </w:tr>
-      <w:tr>
-        <w:tc>
-          <w:tcPr/>
-          <w:p>
-            <w:pPr>
-              <w:jc w:val="center"/>
-            </w:pPr>
-            <w:r>
-              <w:rPr>
-                <w:rFonts w:ascii="TH Sarabun New" w:hAnsi="TH Sarabun New" w:cs="TH Sarabun New"/>
-                <w:color w:val="000000"/>
-                <w:sz w:val="26"/>
-                <w:szCs w:val="26"/>
-              </w:rPr>
-              <w:t xml:space="preserve">3</w:t>
-            </w:r>
-          </w:p>
-        </w:tc>
-        <w:tc>
-          <w:tcPr/>
-          <w:p>
-            <w:pPr/>
-            <w:r>
-              <w:rPr>
-                <w:rFonts w:ascii="TH Sarabun New" w:hAnsi="TH Sarabun New" w:cs="TH Sarabun New"/>
-                <w:color w:val="000000"/>
-                <w:sz w:val="26"/>
-                <w:szCs w:val="26"/>
-              </w:rPr>
-              <w:t xml:space="preserve">กล้องแยก Hik</w:t>
-            </w:r>
-          </w:p>
-        </w:tc>
-        <w:tc>
-          <w:tcPr/>
-          <w:p>
-            <w:pPr/>
-            <w:r>
-              <w:rPr>
-                <w:rFonts w:ascii="TH Sarabun New" w:hAnsi="TH Sarabun New" w:cs="TH Sarabun New"/>
-                <w:color w:val="000000"/>
-                <w:sz w:val="26"/>
-                <w:szCs w:val="26"/>
-              </w:rPr>
-              <w:t xml:space="preserve">อุปกรณ์/กล้องออฟไลน์ทั้งหมด (0/3)</w:t>
-            </w:r>
-          </w:p>
-        </w:tc>
-        <w:tc>
-          <w:tcPr/>
-          <w:p>
-            <w:pPr>
-              <w:jc w:val="center"/>
-            </w:pPr>
-            <w:r>
-              <w:rPr>
-                <w:rFonts w:ascii="TH Sarabun New" w:hAnsi="TH Sarabun New" w:cs="TH Sarabun New"/>
-                <w:color w:val="000000"/>
-                <w:sz w:val="26"/>
-                <w:szCs w:val="26"/>
-              </w:rPr>
-              <w:t xml:space="preserve">08:28:53 – 08:28:53 (ยังไม่กลับมา)</w:t>
-            </w:r>
-          </w:p>
-        </w:tc>
-        <w:tc>
-          <w:tcPr/>
-          <w:p>
-            <w:pPr>
-              <w:jc w:val="center"/>
-            </w:pPr>
-            <w:r>
-              <w:rPr>
-                <w:rFonts w:ascii="TH Sarabun New" w:hAnsi="TH Sarabun New" w:cs="TH Sarabun New"/>
-                <w:color w:val="000000"/>
-                <w:sz w:val="26"/>
-                <w:szCs w:val="26"/>
-              </w:rPr>
-              <w:t xml:space="preserve">0 วินาที</w:t>
-            </w:r>
-          </w:p>
-        </w:tc>
-      </w:tr>
-      <w:tr>
-        <w:tc>
-          <w:tcPr/>
-          <w:p>
-            <w:pPr>
-              <w:jc w:val="center"/>
-            </w:pPr>
-            <w:r>
-              <w:rPr>
-                <w:rFonts w:ascii="TH Sarabun New" w:hAnsi="TH Sarabun New" w:cs="TH Sarabun New"/>
-                <w:color w:val="000000"/>
-                <w:sz w:val="26"/>
-                <w:szCs w:val="26"/>
-              </w:rPr>
-              <w:t xml:space="preserve">4</w:t>
-            </w:r>
-          </w:p>
-        </w:tc>
-        <w:tc>
-          <w:tcPr/>
-          <w:p>
-            <w:pPr/>
-            <w:r>
-              <w:rPr>
-                <w:rFonts w:ascii="TH Sarabun New" w:hAnsi="TH Sarabun New" w:cs="TH Sarabun New"/>
-                <w:color w:val="000000"/>
-                <w:sz w:val="26"/>
-                <w:szCs w:val="26"/>
-              </w:rPr>
               <w:t xml:space="preserve">11371</w:t>
             </w:r>
           </w:p>
@@ -1361,190 +1112,24 @@
                 <w:sz w:val="26"/>
                 <w:szCs w:val="26"/>
               </w:rPr>
-              <w:t xml:space="preserve">อุปกรณ์/กล้องออฟไลน์ทั้งหมด (0/7)</w:t>
-            </w:r>
-          </w:p>
-        </w:tc>
-        <w:tc>
-          <w:tcPr/>
-          <w:p>
-            <w:pPr>
-              <w:jc w:val="center"/>
-            </w:pPr>
-            <w:r>
-              <w:rPr>
-                <w:rFonts w:ascii="TH Sarabun New" w:hAnsi="TH Sarabun New" w:cs="TH Sarabun New"/>
-                <w:color w:val="000000"/>
-                <w:sz w:val="26"/>
-                <w:szCs w:val="26"/>
-              </w:rPr>
-              <w:t xml:space="preserve">08:28:53 – 08:28:53 (ยังไม่กลับมา)</w:t>
-            </w:r>
-          </w:p>
-        </w:tc>
-        <w:tc>
-          <w:tcPr/>
-          <w:p>
-            <w:pPr>
-              <w:jc w:val="center"/>
-            </w:pPr>
-            <w:r>
-              <w:rPr>
-                <w:rFonts w:ascii="TH Sarabun New" w:hAnsi="TH Sarabun New" w:cs="TH Sarabun New"/>
-                <w:color w:val="000000"/>
-                <w:sz w:val="26"/>
-                <w:szCs w:val="26"/>
-              </w:rPr>
-              <w:t xml:space="preserve">0 วินาที</w:t>
-            </w:r>
-          </w:p>
-        </w:tc>
-      </w:tr>
-      <w:tr>
-        <w:tc>
-          <w:tcPr/>
-          <w:p>
-            <w:pPr>
-              <w:jc w:val="center"/>
-            </w:pPr>
-            <w:r>
-              <w:rPr>
-                <w:rFonts w:ascii="TH Sarabun New" w:hAnsi="TH Sarabun New" w:cs="TH Sarabun New"/>
-                <w:color w:val="000000"/>
-                <w:sz w:val="26"/>
-                <w:szCs w:val="26"/>
-              </w:rPr>
-              <w:t xml:space="preserve">5</w:t>
-            </w:r>
-          </w:p>
-        </w:tc>
-        <w:tc>
-          <w:tcPr/>
-          <w:p>
-            <w:pPr/>
-            <w:r>
-              <w:rPr>
-                <w:rFonts w:ascii="TH Sarabun New" w:hAnsi="TH Sarabun New" w:cs="TH Sarabun New"/>
-                <w:color w:val="000000"/>
-                <w:sz w:val="26"/>
-                <w:szCs w:val="26"/>
-              </w:rPr>
-              <w:t xml:space="preserve">บริหาร</w:t>
-            </w:r>
-          </w:p>
-        </w:tc>
-        <w:tc>
-          <w:tcPr/>
-          <w:p>
-            <w:pPr/>
-            <w:r>
-              <w:rPr>
-                <w:rFonts w:ascii="TH Sarabun New" w:hAnsi="TH Sarabun New" w:cs="TH Sarabun New"/>
-                <w:color w:val="000000"/>
-                <w:sz w:val="26"/>
-                <w:szCs w:val="26"/>
-              </w:rPr>
-              <w:t xml:space="preserve">อุปกรณ์/กล้องออฟไลน์ทั้งหมด (0/8)</w:t>
-            </w:r>
-          </w:p>
-        </w:tc>
-        <w:tc>
-          <w:tcPr/>
-          <w:p>
-            <w:pPr>
-              <w:jc w:val="center"/>
-            </w:pPr>
-            <w:r>
-              <w:rPr>
-                <w:rFonts w:ascii="TH Sarabun New" w:hAnsi="TH Sarabun New" w:cs="TH Sarabun New"/>
-                <w:color w:val="000000"/>
-                <w:sz w:val="26"/>
-                <w:szCs w:val="26"/>
-              </w:rPr>
-              <w:t xml:space="preserve">08:28:53 – 08:28:53 (ยังไม่กลับมา)</w:t>
-            </w:r>
-          </w:p>
-        </w:tc>
-        <w:tc>
-          <w:tcPr/>
-          <w:p>
-            <w:pPr>
-              <w:jc w:val="center"/>
-            </w:pPr>
-            <w:r>
-              <w:rPr>
-                <w:rFonts w:ascii="TH Sarabun New" w:hAnsi="TH Sarabun New" w:cs="TH Sarabun New"/>
-                <w:color w:val="000000"/>
-                <w:sz w:val="26"/>
-                <w:szCs w:val="26"/>
-              </w:rPr>
-              <w:t xml:space="preserve">0 วินาที</w:t>
-            </w:r>
-          </w:p>
-        </w:tc>
-      </w:tr>
-      <w:tr>
-        <w:tc>
-          <w:tcPr/>
-          <w:p>
-            <w:pPr>
-              <w:jc w:val="center"/>
-            </w:pPr>
-            <w:r>
-              <w:rPr>
-                <w:rFonts w:ascii="TH Sarabun New" w:hAnsi="TH Sarabun New" w:cs="TH Sarabun New"/>
-                <w:color w:val="000000"/>
-                <w:sz w:val="26"/>
-                <w:szCs w:val="26"/>
-              </w:rPr>
-              <w:t xml:space="preserve">6</w:t>
-            </w:r>
-          </w:p>
-        </w:tc>
-        <w:tc>
-          <w:tcPr/>
-          <w:p>
-            <w:pPr/>
-            <w:r>
-              <w:rPr>
-                <w:rFonts w:ascii="TH Sarabun New" w:hAnsi="TH Sarabun New" w:cs="TH Sarabun New"/>
-                <w:color w:val="000000"/>
-                <w:sz w:val="26"/>
-                <w:szCs w:val="26"/>
-              </w:rPr>
-              <w:t xml:space="preserve">บริหารB</w:t>
-            </w:r>
-          </w:p>
-        </w:tc>
-        <w:tc>
-          <w:tcPr/>
-          <w:p>
-            <w:pPr/>
-            <w:r>
-              <w:rPr>
-                <w:rFonts w:ascii="TH Sarabun New" w:hAnsi="TH Sarabun New" w:cs="TH Sarabun New"/>
-                <w:color w:val="000000"/>
-                <w:sz w:val="26"/>
-                <w:szCs w:val="26"/>
-              </w:rPr>
-              <w:t xml:space="preserve">อุปกรณ์/กล้องออฟไลน์ทั้งหมด (0/8)</w:t>
-            </w:r>
-          </w:p>
-        </w:tc>
-        <w:tc>
-          <w:tcPr/>
-          <w:p>
-            <w:pPr>
-              <w:jc w:val="center"/>
-            </w:pPr>
-            <w:r>
-              <w:rPr>
-                <w:rFonts w:ascii="TH Sarabun New" w:hAnsi="TH Sarabun New" w:cs="TH Sarabun New"/>
-                <w:color w:val="000000"/>
-                <w:sz w:val="26"/>
-                <w:szCs w:val="26"/>
-              </w:rPr>
-              <w:t xml:space="preserve">08:28:53 – 08:28:53 (ยังไม่กลับมา)</w:t>
+              <w:t xml:space="preserve">กล้องหลุด 1 ตัว (เหลือ 6/7)</w:t>
+            </w:r>
+          </w:p>
+        </w:tc>
+        <w:tc>
+          <w:tcPr/>
+          <w:p>
+            <w:pPr>
+              <w:jc w:val="center"/>
+            </w:pPr>
+            <w:r>
+              <w:rPr>
+                <w:rFonts w:ascii="TH Sarabun New" w:hAnsi="TH Sarabun New" w:cs="TH Sarabun New"/>
+                <w:color w:val="000000"/>
+                <w:sz w:val="26"/>
+                <w:szCs w:val="26"/>
+              </w:rPr>
+              <w:t xml:space="preserve">08:46:21 – 08:46:21 (ยังไม่กลับมา)</w:t>
             </w:r>
           </w:p>
         </w:tc>
@@ -1593,7 +1178,7 @@
           <w:sz w:val="22"/>
           <w:szCs w:val="22"/>
         </w:rPr>
-        <w:t xml:space="preserve">รายงานสร้างอัตโนมัติเมื่อ 2026-07-02 08:34:38 · CCTV Health Monitor</w:t>
+        <w:t xml:space="preserve">รายงานสร้างอัตโนมัติเมื่อ 2026-07-02 08:47:53 · CCTV Health Monitor</w:t>
       </w:r>
     </w:p>
     <w:sectPr>
